--- a/12.FPS与Chaos/第1部分：枪模与动画资产/2.Preparing the Character Rig for Animation.docx
+++ b/12.FPS与Chaos/第1部分：枪模与动画资产/2.Preparing the Character Rig for Animation.docx
@@ -204,7 +204,16 @@
           <w:rFonts w:hint="eastAsia"/>
           <w:lang w:val="en-US" w:eastAsia="zh-CN"/>
         </w:rPr>
-        <w:t>我们不会在这里做动画，而是去创建一个新的blend文件，兵链接到这个文件。这样如果我们相对Rig做任何改动，我们只需要在这个文件中改动，他会同时做用到所有绑定这个文件的新文件中。如果想改动画，只需要在新的blend文件里面修改。</w:t>
+        <w:t>我们不会在这里做动画，而是去创建一个新的blend文件，并</w:t>
+      </w:r>
+      <w:bookmarkStart w:id="0" w:name="_GoBack"/>
+      <w:bookmarkEnd w:id="0"/>
+      <w:r>
+        <w:rPr>
+          <w:rFonts w:hint="eastAsia"/>
+          <w:lang w:val="en-US" w:eastAsia="zh-CN"/>
+        </w:rPr>
+        <w:t>链接到这个文件。这样如果我们相对Rig做任何改动，我们只需要在这个文件中改动，他会同时做用到所有绑定这个文件的新文件中。如果想改动画，只需要在新的blend文件里面修改。</w:t>
       </w:r>
     </w:p>
     <w:p>
@@ -1644,8 +1653,6 @@
         </w:rPr>
         <w:t>在菜单栏中选择“编辑--偏好设置”，找到“动画--关键帧--可视插帧”，关闭。找到“函数曲线--通道组颜色”，勾选</w:t>
       </w:r>
-      <w:bookmarkStart w:id="0" w:name="_GoBack"/>
-      <w:bookmarkEnd w:id="0"/>
     </w:p>
     <w:p/>
     <w:p/>
